--- a/COTD 6-3-2026.docx
+++ b/COTD 6-3-2026.docx
@@ -44,7 +44,7 @@
           <w:b/>
           <w:sz w:val="26"/>
         </w:rPr>
-        <w:t>Diabetes-induced right ventricular remodeling precedes left ventricular remodeling and occurs via a distinct fatty acid uptake pathway. Lets see if these changes go through</w:t>
+        <w:t>Diabetes-induced right ventricular remodeling precedes left ventricular remodeling and occurs via a distinct fatty acid uptake pathway now editing the file. thsi editing is much faster but still not as fast as I'd like</w:t>
       </w:r>
     </w:p>
     <w:p>
